--- a/templates/openagreements-cc-by-4.0/openagreements-restrictive-covenant-idaho/template.docx
+++ b/templates/openagreements-cc-by-4.0/openagreements-restrictive-covenant-idaho/template.docx
@@ -1573,7 +1573,7 @@
         <w:ind w:left="720"/>
       </w:pPr>
       <w:r>
-        <w:t xml:space="preserve">Employer and Employee acknowledge that each restrictive covenant in this agreement is entered to protect one or more of Employer's Protected Interests and is intended to be no greater a restraint than is reasonably necessary to protect those interests, as Idaho Code section 44-2701 requires. Employer and Employee further acknowledge that any covenant not to compete in this agreement is enforceable under Idaho Code section 44-2701 only against a key employee or key independent contractor, and that under Idaho Code section 44-2702(1) a key employee or key independent contractor is one who, by reason of Employer's investment of time, money, trust, exposure to the public, or exposure to technologies, intellectual property, business plans, business processes and methods of operation, customers, vendors, or other business relationships, has gained a high level of inside knowledge, influence, credibility, notoriety, fame, reputation, or public persona as a representative or spokesperson of Employer and, as a result, has the ability to harm or threaten Employer's legitimate business interests. Employee acknowledges that Employee occupies that key role. Under Idaho Code section 44-2704(5), a worker among Employer's highest-paid five percent is rebuttably presumed to be key. Idaho Code section 44-2701 also reaches key independent contractors, so this acknowledgement applies whether Employee is engaged as an employee or as an independent contractor.</w:t>
+        <w:t xml:space="preserve">Employer and Employee acknowledge that each restrictive covenant in this agreement is entered to protect one or more of Employer's Protected Interests and is intended to be no greater a restraint than is reasonably necessary to protect those interests, as Idaho Code section 44-2701 requires. Any covenant not to compete in this agreement is enforceable under Idaho Code section 44-2701 only against a key employee or key independent contractor as defined in Idaho Code section 44-2702, and Employee acknowledges being a key employee or key independent contractor within the meaning of that section. Idaho Code section 44-2701 reaches key independent contractors, so this acknowledgement applies whether Employee is engaged as an employee or as an independent contractor.</w:t>
       </w:r>
     </w:p>
     <w:p>
@@ -1602,7 +1602,7 @@
         <w:ind w:left="720"/>
       </w:pPr>
       <w:r>
-        <w:t xml:space="preserve">Employer has advised Employee that Employee may consult with an attorney before entering into this agreement. Idaho does not impose a statutory notice or review-period ritual for restrictive covenants, but Idaho courts construe employment covenants strictly against the employer, so Employee confirms having entered this agreement knowingly. The parties agree that the restrictive covenants in this agreement are supported by </w:t>
+        <w:t xml:space="preserve">Employer has advised Employee that Employee may consult with an attorney before entering into this agreement, and Employee confirms having entered this agreement knowingly and voluntarily. The parties agree that the restrictive covenants in this agreement are supported by </w:t>
       </w:r>
       <w:r>
         <w:rPr>
@@ -1641,7 +1641,7 @@
         <w:ind w:left="720"/>
       </w:pPr>
       <w:r>
-        <w:t xml:space="preserve">Employee must treat all Confidential Information as strictly confidential. Employee must not use or disclose Confidential Information except as required to perform authorized job duties or with Employer's prior written consent. Employee's obligations regarding trade secrets continue for the Trade Secrets Duration in Cover Terms, which is intended to last as long as the information remains a trade secret. Employee's obligations regarding other Confidential Information continue for the Other Confidential Information Duration in Cover Terms. These confidentiality and trade-secret obligations stand independent of the restrictive covenants in this agreement and survive on their own footing: nothing in Idaho Code chapter 44-27 limits Employer's ability to otherwise protect trade secrets or other proprietary or confidential information, and the Idaho Trade Secrets Act, Idaho Code section 48-801 et seq., protects information that derives independent economic value from not being generally known and is the subject of reasonable efforts to maintain its secrecy.</w:t>
+        <w:t xml:space="preserve">Employee must treat all Confidential Information as strictly confidential. Employee must not use or disclose Confidential Information except as required to perform authorized job duties or with Employer's prior written consent. Employee's obligations regarding trade secrets continue for the Trade Secrets Duration in Cover Terms, which is intended to last as long as the information remains a trade secret. Employee's obligations regarding other Confidential Information continue for the Other Confidential Information Duration in Cover Terms. These confidentiality and trade-secret obligations stand independent of the restrictive covenants in this agreement and survive on their own footing.</w:t>
       </w:r>
     </w:p>
     <w:p>
@@ -1699,7 +1699,7 @@
         <w:ind w:left="720"/>
       </w:pPr>
       <w:r>
-        <w:t xml:space="preserve">Upon termination of employment, Employee must promptly return to Employer all documents, devices, files, credentials, and other materials containing or relating to Confidential Information. Where permitted, Employee must permanently delete electronic copies of Confidential Information from personal devices and accounts. Employee must certify compliance with this section in writing upon Employer's request. A contemporaneous, signed certification also supports Employer's trade-secret protections by evidencing what Employee returned and Employer's reasonable efforts to maintain secrecy.</w:t>
+        <w:t xml:space="preserve">Upon termination of employment, Employee must promptly return to Employer all documents, devices, files, credentials, and other materials containing or relating to Confidential Information. Where permitted, Employee must permanently delete electronic copies of Confidential Information from personal devices and accounts. Employee must certify compliance with this section in writing upon Employer's request.</w:t>
       </w:r>
     </w:p>
     <w:p>
@@ -1728,7 +1728,7 @@
         <w:ind w:left="720"/>
       </w:pPr>
       <w:r>
-        <w:t xml:space="preserve">During the Restricted Period, Employee must not Solicit, recruit, hire, or attempt to hire any Covered Employee. This restriction does not prohibit Employee from providing a professional reference upon request or from hiring a person who responds to a general advertisement not directed specifically at Employer's employees. No Idaho statute or appellate decision addresses covenants not to solicit a former employer's employees, so this covenant is drawn narrowly — limited to Covered Employees and to affirmative recruiting conduct — rather than as a workforce-wide hiring ban.</w:t>
+        <w:t xml:space="preserve">During the Restricted Period, Employee must not Solicit, recruit, hire, or attempt to hire any Covered Employee. This restriction does not prohibit Employee from providing a professional reference upon request or from hiring a person who responds to a general advertisement not directed specifically at Employer's employees.</w:t>
       </w:r>
     </w:p>
     <w:p>
@@ -1757,7 +1757,7 @@
         <w:ind w:left="720"/>
       </w:pPr>
       <w:r>
-        <w:t xml:space="preserve">During the Restricted Period, Employee must not Solicit the business of any Covered Customer. Consistent with Insure Idaho, LLC v. Horn, this covenant restrains only affirmative solicitation — an overt act by Employee seeking the Covered Customer's business — and does not restrain Employee's mere acceptance of business a Covered Customer initiates or ordinary communication between Employee and a Covered Customer. This covenant protects Employer's legitimate business interest in its relationships with specific customers, customer contacts, referral sources, vendors, and business partners under Idaho Code section 44-2702.</w:t>
+        <w:t xml:space="preserve">During the Restricted Period, Employee must not Solicit the business of any Covered Customer. Because Solicit is limited to an overt act by Employee seeking the Covered Customer's business, this covenant does not restrain Employee's mere acceptance of business a Covered Customer initiates or ordinary communication between Employee and a Covered Customer. This covenant protects Employer's legitimate business interest in its relationships with specific customers, customer contacts, referral sources, vendors, and business partners under Idaho Code section 44-2702.</w:t>
       </w:r>
     </w:p>
     <w:p>
@@ -1786,7 +1786,7 @@
         <w:ind w:left="720"/>
       </w:pPr>
       <w:r>
-        <w:t xml:space="preserve">During the Restricted Period, Employee must not accept, service, or do business with any Covered Customer, regardless of whether Employee or the Covered Customer first initiated contact. This restriction is broader than non-solicitation because it applies even when the Covered Customer approaches Employee — precisely the conduct the Supreme Court of Idaho held in Insure Idaho, LLC v. Horn is not solicitation. Idaho has not resolved whether such a no-dealing restraint enforces as written, is analyzed as a direct-competition restriction under Idaho Code chapter 44-27 (key-worker gate and eighteen-month cap included), or fails; this covenant is therefore off by default and, if included, is intended to be enforced only to the extent Idaho law permits.</w:t>
+        <w:t xml:space="preserve">During the Restricted Period, Employee must not accept, service, or do business with any Covered Customer, regardless of whether Employee or the Covered Customer first initiated contact. This restriction reaches business a Covered Customer initiates, which is broader than the non-solicitation covenant. This covenant is intended to be enforced only to the extent Idaho law permits.</w:t>
       </w:r>
     </w:p>
     <w:p>
@@ -1902,7 +1902,7 @@
         <w:ind w:left="720"/>
       </w:pPr>
       <w:r>
-        <w:t xml:space="preserve">Where Employee is a healthcare provider, the parties acknowledge that Idaho does not treat a provider covenant like an ordinary commercial restraint: Employer's interest in the patients Employee served is limited by those patients' interests in continuity of care and in access to the health care provider of their choice, and a covenant that is otherwise reasonable can still be denied injunctive enforcement where enforcement would seriously impair the welfare of the public in the affected community. On Employee's departure, the parties will cooperate in good faith on patient notification, continuity of care, and the orderly handling of patient relationships and records consistent with applicable law and professional obligations. Nothing in this section enlarges any restraint beyond what Idaho Code sections 44-2701 through 44-2704 permit.</w:t>
+        <w:t xml:space="preserve">Where Employee is a healthcare provider, on Employee's departure the parties will cooperate in good faith on patient notification, continuity of care, and the orderly handling of patient relationships and records consistent with applicable law and professional obligations. Nothing in this section enlarges any restraint beyond what Idaho Code sections 44-2701 through 44-2704 permit.</w:t>
       </w:r>
     </w:p>
     <w:p>
@@ -1931,7 +1931,7 @@
         <w:ind w:left="720"/>
       </w:pPr>
       <w:r>
-        <w:t xml:space="preserve">Employee represents that performing duties for Employer and complying with this agreement does not conflict with any prior agreement, court order, or legal obligation binding on Employee. Because Idaho enforces reasonable covenants against key workers, Employee must promptly disclose to Employer any live restraint from a prior engagement and any potential conflict that arises during employment.</w:t>
+        <w:t xml:space="preserve">Employee represents that performing duties for Employer and complying with this agreement does not conflict with any prior agreement, court order, or legal obligation binding on Employee. Employee must promptly disclose to Employer any live restraint from a prior engagement and any potential conflict that arises during employment.</w:t>
       </w:r>
     </w:p>
     <w:p>
@@ -1960,7 +1960,7 @@
         <w:ind w:left="720"/>
       </w:pPr>
       <w:r>
-        <w:t xml:space="preserve">Employer may disclose the existence and terms of this agreement to any prospective employer or business associate of Employee if Employer has a reasonable belief that Employee may breach this agreement. Employee consents to this disclosure. Employer acknowledges that a warning built on a covenant that fails the key-worker gate or overshoots the eighteen-month cap may expose Employer to a tortious-interference claim, and undertakes to make any such disclosure only as to a covenant Employer has vetted against the Idaho statutory gates.</w:t>
+        <w:t xml:space="preserve">Employer may disclose the existence and terms of this agreement to any prospective employer or business associate of Employee if Employer has a reasonable belief that Employee may breach this agreement, and will make any such disclosure only as to a covenant that satisfies the Idaho statutory gates. Employee consents to this disclosure.</w:t>
       </w:r>
     </w:p>
     <w:p>
@@ -1989,7 +1989,7 @@
         <w:ind w:left="720"/>
       </w:pPr>
       <w:r>
-        <w:t xml:space="preserve">If Employee breaches any restrictive covenant in this agreement, the Restricted Period for that covenant is extended by one day for each day of the breach, so that the full duration of the restriction runs from the date the breach ends. The parties acknowledge that Idaho has not by statute or appellate decision blessed tolling of a restrictive covenant, and that an extension pushing the effective direct-competition restraint past eighteen months may lose the Idaho Code section 44-2704(2) duration presumption and trigger the section 44-2704(1) requirement of consideration beyond employment; this section is intended to operate only to the extent Idaho law permits.</w:t>
+        <w:t xml:space="preserve">If Employee breaches any restrictive covenant in this agreement, the Restricted Period for that covenant is extended by one day for each day of the breach, so that the full duration of the restriction runs from the date the breach ends. This section is intended to operate only to the extent Idaho law permits.</w:t>
       </w:r>
     </w:p>
     <w:p>
@@ -2047,7 +2047,7 @@
         <w:ind w:left="720"/>
       </w:pPr>
       <w:r>
-        <w:t xml:space="preserve">The parties acknowledge that, under Idaho Code section 44-2703, if any restrictive covenant in this agreement is found unreasonable in any respect, a court shall limit or modify the covenant as necessary to reflect the parties' intent and render it reasonable, and shall specifically enforce the covenant as limited or modified. This modification duty is statutory and does not depend on any savings clause; the parties nonetheless request that any overbroad restraint be limited or modified and enforced rather than voided. The parties intend each restrictive covenant to give the court complete, severable terms — duration, geography, work scope, and the Protected Interest each covenant serves — that a court can narrow simply and accurately, because Idaho courts blue-pencil only when it can be done simply and accurately and will not substantially rewrite the contract. If any provision of this agreement is found unenforceable and cannot be so modified, the remaining provisions remain in full force and effect, and each restrictive covenant is intended to be independently enforceable.</w:t>
+        <w:t xml:space="preserve">If any restrictive covenant in this agreement is found unreasonable in any respect, the parties request that the court limit or modify it as necessary to reflect the parties' intent and render it reasonable, and specifically enforce it as limited or modified, as Idaho Code section 44-2703 provides. This modification duty is statutory and does not depend on any savings clause. The parties intend each restrictive covenant to give the court complete, severable terms — duration, geography, work scope, and the Protected Interest each covenant serves — that a court can narrow simply and accurately. If any provision of this agreement is found unenforceable and cannot be so modified, the remaining provisions remain in full force and effect, and each restrictive covenant is intended to be independently enforceable.</w:t>
       </w:r>
     </w:p>
     <w:p>
@@ -2134,7 +2134,7 @@
         <w:ind w:left="720"/>
       </w:pPr>
       <w:r>
-        <w:t xml:space="preserve">This agreement is governed by the law of the Governing Law state listed in Cover Terms. For an Idaho worker, the parties acknowledge that Idaho Code section 29-110(1) makes void, as against Idaho public policy, every stipulation that restricts a party from enforcing contract rights in Idaho tribunals, and the Supreme Court of Idaho has treated that policy as strong enough to invalidate forum-selection clauses; the section's arbitration carve-out does not protect out-of-state arbitration. Accordingly, nothing in this agreement requires Employee to litigate or arbitrate outside Idaho or otherwise restricts Employee from enforcing contract rights in Idaho tribunals, and any such stipulation is void. Disputes will be resolved in the courts of the State of Idaho, subject to non-waivable rights under applicable law.</w:t>
+        <w:t xml:space="preserve">This agreement is governed by the law of the Governing Law state listed in Cover Terms. Notwithstanding any other provision, nothing in this agreement requires Employee to litigate or arbitrate outside Idaho or otherwise restricts Employee from enforcing contract rights in Idaho tribunals, and any such stipulation is void under Idaho Code section 29-110(1). Disputes will be resolved in the courts of the State of Idaho, subject to non-waivable rights under applicable law.</w:t>
       </w:r>
     </w:p>
     <w:p>

--- a/templates/openagreements-cc-by-4.0/openagreements-restrictive-covenant-idaho/template.docx
+++ b/templates/openagreements-cc-by-4.0/openagreements-restrictive-covenant-idaho/template.docx
@@ -331,11 +331,14 @@
             <w:r>
               <w:rPr>
                 <w:rFonts w:ascii="Arial" w:hAnsi="Arial" w:cs="Arial"/>
+                <w:b/>
+                <w:bCs/>
                 <w:color w:val="1D2021"/>
                 <w:sz w:val="22"/>
                 <w:szCs w:val="22"/>
-              </w:rPr>
-              <w:t xml:space="preserve">false</w:t>
+                <w:highlight w:val="yellow"/>
+              </w:rPr>
+              <w:t xml:space="preserve">[Whether Employee is a healthcare provider whose covenant implicates profession-specific restrictions, patient access, or continuity-of-care requirements. Set this explicitly from Employee's licensed role; do not infer it from the agreement's jurisdiction.]</w:t>
             </w:r>
           </w:p>
         </w:tc>
@@ -1460,7 +1463,7 @@
         <w:t xml:space="preserve">“Protected Interests”</w:t>
       </w:r>
       <w:r>
-        <w:t xml:space="preserve"> means Employer's legitimate business interests within the meaning of Idaho Code sections 44-2701 and 44-2702, including Employer's goodwill, technologies, intellectual property, business plans, business processes and methods of operation, customers, customer lists, customer contacts and referral sources, vendors and vendor contacts, financial and marketing information, and trade secrets as defined by chapter 8, title 48, Idaho Code.</w:t>
+        <w:t xml:space="preserve"> means Employer's goodwill, technologies, intellectual property, business plans, business processes and methods of operation, customers, customer lists, customer contacts and referral sources, vendors and vendor contacts, financial and marketing information, and trade secrets.</w:t>
       </w:r>
     </w:p>
     <w:p>
@@ -1563,7 +1566,7 @@
           <w:b/>
           <w:bCs/>
         </w:rPr>
-        <w:t xml:space="preserve">Recitals, Key-Worker Status, and Legitimate Business Interests</w:t>
+        <w:t xml:space="preserve">Recitals, Key-Worker Status, and Protected Interests</w:t>
       </w:r>
     </w:p>
     <w:p>
@@ -1573,7 +1576,7 @@
         <w:ind w:left="720"/>
       </w:pPr>
       <w:r>
-        <w:t xml:space="preserve">Employer and Employee acknowledge that each restrictive covenant in this agreement is entered to protect one or more of Employer's Protected Interests and is intended to be no greater a restraint than is reasonably necessary to protect those interests, as Idaho Code section 44-2701 requires. Any covenant not to compete in this agreement is enforceable under Idaho Code section 44-2701 only against a key employee or key independent contractor as defined in Idaho Code section 44-2702, and Employee acknowledges being a key employee or key independent contractor within the meaning of that section. Idaho Code section 44-2701 reaches key independent contractors, so this acknowledgement applies whether Employee is engaged as an employee or as an independent contractor.</w:t>
+        <w:t xml:space="preserve">Employer and Employee acknowledge that each restrictive covenant in this agreement protects one or more of Employer's Protected Interests. Employee acknowledges that Employee holds a key role and has access to Employer's Protected Interests.</w:t>
       </w:r>
     </w:p>
     <w:p>
@@ -1602,7 +1605,7 @@
         <w:ind w:left="720"/>
       </w:pPr>
       <w:r>
-        <w:t xml:space="preserve">Employer has advised Employee that Employee may consult with an attorney before entering into this agreement, and Employee confirms having entered this agreement knowingly and voluntarily. The parties agree that the restrictive covenants in this agreement are supported by </w:t>
+        <w:t xml:space="preserve">Employer has advised Employee that Employee may consult with an attorney before entering into this agreement, and Employee confirms having entered this agreement knowingly and voluntarily. In consideration of Employee's employment or continued employment and </w:t>
       </w:r>
       <w:r>
         <w:rPr>
@@ -1612,7 +1615,7 @@
         <w:t xml:space="preserve">Employee's employment or continued employment with Employer, which the parties agree is sufficient consideration for a direct-competition restriction of eighteen months or less; if any direct-competition restriction runs longer than eighteen months, the additional consideration described in this agreement</w:t>
       </w:r>
       <w:r>
-        <w:t xml:space="preserve">. The parties acknowledge that, under Idaho Code section 44-2704(1), a post-employment restriction of direct competition may not exceed eighteen months from termination unless consideration in addition to employment or continued employment is given to Employee, and that continued employment alone is sufficient consideration for a direct-competition restriction of eighteen months or less. Employee acknowledges that the restrictions in this agreement are reasonable and necessary to protect Employer's Protected Interests. This agreement is effective as of the Effective Date listed in Cover Terms.</w:t>
+        <w:t xml:space="preserve">, the parties agree to the terms of this agreement. Employee acknowledges that the restrictions in this agreement are appropriate to protect Employer's Protected Interests. This agreement is effective as of the Effective Date listed in Cover Terms.</w:t>
       </w:r>
     </w:p>
     <w:p>
@@ -1641,7 +1644,7 @@
         <w:ind w:left="720"/>
       </w:pPr>
       <w:r>
-        <w:t xml:space="preserve">Employee must treat all Confidential Information as strictly confidential. Employee must not use or disclose Confidential Information except as required to perform authorized job duties or with Employer's prior written consent. Employee's obligations regarding trade secrets continue for the Trade Secrets Duration in Cover Terms, which is intended to last as long as the information remains a trade secret. Employee's obligations regarding other Confidential Information continue for the Other Confidential Information Duration in Cover Terms. These confidentiality and trade-secret obligations stand independent of the restrictive covenants in this agreement and survive on their own footing.</w:t>
+        <w:t xml:space="preserve">Employee must treat all Confidential Information as strictly confidential. Employee must not use or disclose Confidential Information except as required to perform authorized job duties or with Employer's prior written consent. Employee's obligations regarding trade secrets continue for the Trade Secrets Duration in Cover Terms, which is intended to last as long as the information remains a trade secret. Employee's obligations regarding other Confidential Information continue for the Other Confidential Information Duration in Cover Terms.</w:t>
       </w:r>
     </w:p>
     <w:p>
@@ -1757,7 +1760,7 @@
         <w:ind w:left="720"/>
       </w:pPr>
       <w:r>
-        <w:t xml:space="preserve">During the Restricted Period, Employee must not Solicit the business of any Covered Customer. Because Solicit is limited to an overt act by Employee seeking the Covered Customer's business, this covenant does not restrain Employee's mere acceptance of business a Covered Customer initiates or ordinary communication between Employee and a Covered Customer. This covenant protects Employer's legitimate business interest in its relationships with specific customers, customer contacts, referral sources, vendors, and business partners under Idaho Code section 44-2702.</w:t>
+        <w:t xml:space="preserve">During the Restricted Period, Employee must not Solicit the business of any Covered Customer. This covenant does not prohibit Employee from accepting business initiated by a Covered Customer or from engaging in ordinary communications with a Covered Customer.</w:t>
       </w:r>
     </w:p>
     <w:p>
@@ -1786,7 +1789,7 @@
         <w:ind w:left="720"/>
       </w:pPr>
       <w:r>
-        <w:t xml:space="preserve">During the Restricted Period, Employee must not accept, service, or do business with any Covered Customer, regardless of whether Employee or the Covered Customer first initiated contact. This restriction reaches business a Covered Customer initiates, which is broader than the non-solicitation covenant. This covenant is intended to be enforced only to the extent Idaho law permits.</w:t>
+        <w:t xml:space="preserve">During the Restricted Period, Employee must not accept, service, or do business with any Covered Customer, regardless of whether Employee or the Covered Customer first initiated contact.</w:t>
       </w:r>
     </w:p>
     <w:p>
@@ -1815,7 +1818,7 @@
         <w:ind w:left="720"/>
       </w:pPr>
       <w:r>
-        <w:t xml:space="preserve">During the Restricted Period, Employee must not engage in employment or a line of business that is in direct competition with Employer's business, within the Restricted Territory, by engaging in, being employed by, consulting for, or having an active ownership interest in any Competitive Business. If any Specified Competitors are listed in Cover Terms, this restriction is limited to those Specified Competitors. This covenant is enforceable under Idaho Code section 44-2701 only against a key employee or key independent contractor and only to the extent it protects Employer's Protected Interests and is reasonable as to duration, geographic area, and type of employment or line of business, imposing no greater restraint than reasonably necessary. The Restricted Territory is drawn to the areas where Employee provided services or had a significant presence or influence, and the Competitive Business is drawn to the type of employment or line of business Employee conducted for Employer, so that the covenant qualifies for the Idaho Code section 44-2704(3) and (4) reasonableness presumptions. The Non-Competition Duration is intended to be eighteen months or less to qualify for the Idaho Code section 44-2704(2) duration presumption; any longer term is supported only by the additional consideration recited in this agreement, as Idaho Code section 44-2704(1) requires. Passive Public Holdings are permitted.</w:t>
+        <w:t xml:space="preserve">During the Restricted Period, Employee must not engage in employment or a line of business that is in direct competition with Employer's business, within the Restricted Territory, by engaging in, being employed by, consulting for, or having an active ownership interest in any Competitive Business. If any Specified Competitors are listed in Cover Terms, this restriction is limited to those Specified Competitors. The Restricted Territory is limited to the areas where Employee provided services or had a significant presence or influence, and the Competitive Business is limited to the type of employment or line of business Employee conducted for Employer. Passive Public Holdings are permitted.</w:t>
       </w:r>
     </w:p>
     <w:p>
@@ -1844,7 +1847,7 @@
         <w:ind w:left="720"/>
       </w:pPr>
       <w:r>
-        <w:t xml:space="preserve">During the Restricted Period, Employee must not acquire or hold any active ownership interest in, serve as a director, officer, manager, or advisor to, or have material economic participation in any Competitive Business. This restriction primarily targets active or material ownership in private competitors. Passive Public Holdings are permitted. Because this covenant restrains active roles at and material participation in a Competitive Business, an Idaho court may treat it as a covenant not to compete under Idaho Code chapter 44-27; it therefore applies only to a key employee or key independent contractor, is limited to the restraint reasonably necessary to protect Employer's Protected Interests, and shares the eighteen-month planning cap and duration presumption that govern the non-compete in this agreement.</w:t>
+        <w:t xml:space="preserve">During the Restricted Period, Employee must not acquire or hold any active ownership interest in, serve as a director, officer, manager, or advisor to, or have material economic participation in any Competitive Business. Passive Public Holdings are permitted.</w:t>
       </w:r>
     </w:p>
     <w:p>
@@ -1873,7 +1876,7 @@
         <w:ind w:left="720"/>
       </w:pPr>
       <w:r>
-        <w:t xml:space="preserve">During the Restricted Period specified in Cover Terms for Non-Disparagement, Employee must not make statements that are intended to or reasonably likely to disparage Employer, its officers, directors, employees, products, or services. This section does not restrict Employee from making truthful statements in legal proceedings, providing truthful testimony, making disclosures to government agencies, or exercising rights protected by law, including protected concerted activity under the National Labor Relations Act.</w:t>
+        <w:t xml:space="preserve">During the Restricted Period specified in Cover Terms for Non-Disparagement, Employee must not make statements that are intended to or reasonably likely to disparage Employer, its officers, directors, employees, products, or services. This section does not restrict Employee from making truthful statements in legal proceedings, providing truthful testimony, making disclosures to government agencies, or exercising rights protected by law, including protected concerted activity by the National Labor Relations Act.</w:t>
       </w:r>
     </w:p>
     <w:p>
@@ -1902,7 +1905,7 @@
         <w:ind w:left="720"/>
       </w:pPr>
       <w:r>
-        <w:t xml:space="preserve">Where Employee is a healthcare provider, on Employee's departure the parties will cooperate in good faith on patient notification, continuity of care, and the orderly handling of patient relationships and records consistent with applicable law and professional obligations. Nothing in this section enlarges any restraint beyond what Idaho Code sections 44-2701 through 44-2704 permit.</w:t>
+        <w:t xml:space="preserve">Where Employee is a healthcare provider, on Employee's departure the parties will cooperate in good faith on patient notification, continuity of care, and the orderly handling of patient relationships and records consistent with applicable law and professional obligations.</w:t>
       </w:r>
     </w:p>
     <w:p>
@@ -1960,7 +1963,7 @@
         <w:ind w:left="720"/>
       </w:pPr>
       <w:r>
-        <w:t xml:space="preserve">Employer may disclose the existence and terms of this agreement to any prospective employer or business associate of Employee if Employer has a reasonable belief that Employee may breach this agreement, and will make any such disclosure only as to a covenant that satisfies the Idaho statutory gates. Employee consents to this disclosure.</w:t>
+        <w:t xml:space="preserve">Employer may disclose the existence and terms of this agreement to any prospective employer or business associate of Employee if Employer has a reasonable belief that Employee may breach an applicable covenant in this agreement. Employee consents to this disclosure.</w:t>
       </w:r>
     </w:p>
     <w:p>
@@ -1989,7 +1992,7 @@
         <w:ind w:left="720"/>
       </w:pPr>
       <w:r>
-        <w:t xml:space="preserve">If Employee breaches any restrictive covenant in this agreement, the Restricted Period for that covenant is extended by one day for each day of the breach, so that the full duration of the restriction runs from the date the breach ends. This section is intended to operate only to the extent Idaho law permits.</w:t>
+        <w:t xml:space="preserve">If Employee breaches any restrictive covenant in this agreement, the Restricted Period for that covenant is extended by one day for each day of the breach, so that the full duration of the restriction runs from the date the breach ends.</w:t>
       </w:r>
     </w:p>
     <w:p>
@@ -2018,7 +2021,7 @@
         <w:ind w:left="720"/>
       </w:pPr>
       <w:r>
-        <w:t xml:space="preserve">Employee acknowledges that a breach of this agreement may cause Employer irreparable harm for which money damages would be inadequate. Employer may seek injunctive or other equitable relief in addition to any other remedies available at law, subject to the court's weighing of the public interest before enjoining Employee. Independent of any covenant, the Idaho Trade Secrets Act authorizes an injunction against actual or threatened misappropriation of a trade secret under Idaho Code section 48-802. Unless the agreement otherwise provides, each party bears its own attorney fees and costs under the American Rule; any fee-shifting the parties adopt is intended to be mutual and prevailing-party based.</w:t>
+        <w:t xml:space="preserve">Employee acknowledges that a breach of this agreement may cause Employer irreparable harm for which money damages would be inadequate. Employer may seek injunctive or other equitable relief in addition to any other remedies available at law. Each party bears its own attorney fees and costs unless this agreement or applicable law provides otherwise.</w:t>
       </w:r>
     </w:p>
     <w:p>
@@ -2037,7 +2040,7 @@
           <w:b/>
           <w:bCs/>
         </w:rPr>
-        <w:t xml:space="preserve">Reformation and Severability</w:t>
+        <w:t xml:space="preserve">Survival and Expiration of Each Covenant</w:t>
       </w:r>
     </w:p>
     <w:p>
@@ -2047,7 +2050,7 @@
         <w:ind w:left="720"/>
       </w:pPr>
       <w:r>
-        <w:t xml:space="preserve">If any restrictive covenant in this agreement is found unreasonable in any respect, the parties request that the court limit or modify it as necessary to reflect the parties' intent and render it reasonable, and specifically enforce it as limited or modified, as Idaho Code section 44-2703 provides. This modification duty is statutory and does not depend on any savings clause. The parties intend each restrictive covenant to give the court complete, severable terms — duration, geography, work scope, and the Protected Interest each covenant serves — that a court can narrow simply and accurately. If any provision of this agreement is found unenforceable and cannot be so modified, the remaining provisions remain in full force and effect, and each restrictive covenant is intended to be independently enforceable.</w:t>
+        <w:t xml:space="preserve">Each restrictive covenant in this agreement survives the termination of Employee's employment for the Restricted Period specified in Cover Terms. Obligations under the Confidential Information and Trade Secret Protection section survive to the extent they relate to trade secrets, for as long as the information remains a trade secret. All other provisions survive to the extent necessary to enforce rights that arose during employment.</w:t>
       </w:r>
     </w:p>
     <w:p>
@@ -2066,7 +2069,7 @@
           <w:b/>
           <w:bCs/>
         </w:rPr>
-        <w:t xml:space="preserve">Survival and Expiration of Each Covenant</w:t>
+        <w:t xml:space="preserve">Assignment and Successors</w:t>
       </w:r>
     </w:p>
     <w:p>
@@ -2076,7 +2079,7 @@
         <w:ind w:left="720"/>
       </w:pPr>
       <w:r>
-        <w:t xml:space="preserve">Each restrictive covenant in this agreement survives the termination of Employee's employment for the Restricted Period specified in Cover Terms, so that each duration remains independently checkable. Obligations under the Confidential Information and Trade Secret Protection section survive to the extent they relate to trade secrets, for as long as the information remains a trade secret. All other provisions survive to the extent necessary to enforce rights that arose during employment. The eighteen-month limit attaches to the direct-competition restraint specifically, and no bundled survival term is intended to extend that restraint beyond what Idaho Code section 44-2704 permits.</w:t>
+        <w:t xml:space="preserve">Employee may not assign this agreement or any rights or obligations under it. Employer may assign this agreement to any affiliate, successor, or acquirer of all or substantially all of Employer's business or assets. This agreement is binding on and inures to the benefit of the parties and their respective heirs, successors, and permitted assigns.</w:t>
       </w:r>
     </w:p>
     <w:p>
@@ -2095,7 +2098,7 @@
           <w:b/>
           <w:bCs/>
         </w:rPr>
-        <w:t xml:space="preserve">Assignment and Successors</w:t>
+        <w:t xml:space="preserve">Governing Law, Venue, and Dispute Process</w:t>
       </w:r>
     </w:p>
     <w:p>
@@ -2105,36 +2108,7 @@
         <w:ind w:left="720"/>
       </w:pPr>
       <w:r>
-        <w:t xml:space="preserve">Employee may not assign this agreement or any rights or obligations under it. Employer may assign this agreement to any affiliate, successor, or acquirer of all or substantially all of Employer's business or assets. The parties acknowledge that the key-worker analysis turns on what this Employer invested in this Employee, so a successor enforcing an assigned covenant inherits the same threshold showing. This agreement is binding on and inures to the benefit of the parties and their respective heirs, successors, and permitted assigns.</w:t>
-      </w:r>
-    </w:p>
-    <w:p>
-      <w:pPr>
-        <w:pStyle w:val="OABody"/>
-        <w:keepNext/>
-        <w:numPr>
-          <w:ilvl w:val="0"/>
-          <w:numId w:val="1"/>
-        </w:numPr>
-        <w:spacing w:before="320" w:after="120" w:line="340" w:lineRule="auto"/>
-        <w:jc w:val="left"/>
-      </w:pPr>
-      <w:r>
-        <w:rPr>
-          <w:b/>
-          <w:bCs/>
-        </w:rPr>
-        <w:t xml:space="preserve">Governing Law, Venue, and Dispute Process</w:t>
-      </w:r>
-    </w:p>
-    <w:p>
-      <w:pPr>
-        <w:pStyle w:val="OABody"/>
-        <w:spacing w:before="0" w:after="120" w:line="340" w:lineRule="auto"/>
-        <w:ind w:left="720"/>
-      </w:pPr>
-      <w:r>
-        <w:t xml:space="preserve">This agreement is governed by the law of the Governing Law state listed in Cover Terms. Notwithstanding any other provision, nothing in this agreement requires Employee to litigate or arbitrate outside Idaho or otherwise restricts Employee from enforcing contract rights in Idaho tribunals, and any such stipulation is void under Idaho Code section 29-110(1). Disputes will be resolved in the courts of the State of Idaho, subject to non-waivable rights under applicable law.</w:t>
+        <w:t xml:space="preserve">This agreement is governed by the law of the Governing Law state listed in Cover Terms. Notwithstanding any other provision, nothing in this agreement requires Employee to litigate or arbitrate outside Idaho or otherwise restricts Employee from enforcing contract rights in Idaho tribunals. Disputes will be resolved in the courts of the State of Idaho, subject to non-waivable rights under applicable law.</w:t>
       </w:r>
     </w:p>
     <w:p>

--- a/templates/openagreements-cc-by-4.0/openagreements-restrictive-covenant-idaho/template.docx
+++ b/templates/openagreements-cc-by-4.0/openagreements-restrictive-covenant-idaho/template.docx
@@ -1615,7 +1615,7 @@
         <w:t xml:space="preserve">Employee's employment or continued employment with Employer, which the parties agree is sufficient consideration for a direct-competition restriction of eighteen months or less; if any direct-competition restriction runs longer than eighteen months, the additional consideration described in this agreement</w:t>
       </w:r>
       <w:r>
-        <w:t xml:space="preserve">, the parties agree to the terms of this agreement. Employee acknowledges that the restrictions in this agreement are appropriate to protect Employer's Protected Interests. This agreement is effective as of the Effective Date listed in Cover Terms.</w:t>
+        <w:t xml:space="preserve">, the parties agree to the terms of this agreement. Employee acknowledges that the restrictions in this agreement are reasonable and necessary to protect Employer's Protected Interests. This agreement is effective as of the Effective Date listed in Cover Terms.</w:t>
       </w:r>
     </w:p>
     <w:p>
@@ -1876,7 +1876,7 @@
         <w:ind w:left="720"/>
       </w:pPr>
       <w:r>
-        <w:t xml:space="preserve">During the Restricted Period specified in Cover Terms for Non-Disparagement, Employee must not make statements that are intended to or reasonably likely to disparage Employer, its officers, directors, employees, products, or services. This section does not restrict Employee from making truthful statements in legal proceedings, providing truthful testimony, making disclosures to government agencies, or exercising rights protected by law, including protected concerted activity by the National Labor Relations Act.</w:t>
+        <w:t xml:space="preserve">During the Restricted Period specified in Cover Terms for Non-Disparagement, Employee must not make statements that are intended to or reasonably likely to disparage Employer, its officers, directors, employees, products, or services. This section does not restrict Employee from making truthful statements in legal proceedings, providing truthful testimony, making disclosures to government agencies, or exercising rights protected by law, including protected concerted activity under the National Labor Relations Act.</w:t>
       </w:r>
     </w:p>
     <w:p>

--- a/templates/openagreements-cc-by-4.0/openagreements-restrictive-covenant-idaho/template.docx
+++ b/templates/openagreements-cc-by-4.0/openagreements-restrictive-covenant-idaho/template.docx
@@ -3195,169 +3195,79 @@
 
 <file path=word/header1.xml><?xml version="1.0" encoding="utf-8"?>
 <w:hdr xmlns:w="http://schemas.openxmlformats.org/wordprocessingml/2006/main" xmlns:r="http://schemas.openxmlformats.org/officeDocument/2006/relationships">
-  <w:tbl>
-    <w:tblPr>
-      <w:tblW w:w="10080" w:type="dxa"/>
-      <w:tblBorders>
-        <w:top w:val="none" w:sz="0" w:space="0" w:color="auto"/>
-        <w:left w:val="none" w:sz="0" w:space="0" w:color="auto"/>
+  <w:p>
+    <w:pPr>
+      <w:pBdr>
         <w:bottom w:val="single" w:sz="8" w:space="0" w:color="107087"/>
-        <w:right w:val="none" w:sz="0" w:space="0" w:color="auto"/>
-        <w:insideH w:val="none" w:sz="0" w:space="0" w:color="auto"/>
-        <w:insideV w:val="none" w:sz="0" w:space="0" w:color="auto"/>
-      </w:tblBorders>
-      <w:tblLayout w:type="fixed"/>
-    </w:tblPr>
-    <w:tblGrid>
-      <w:gridCol w:w="10080"/>
-    </w:tblGrid>
-    <w:tr>
-      <w:tc>
-        <w:tcPr>
-          <w:tcW w:w="10080" w:type="dxa"/>
-          <w:tcBorders>
-            <w:bottom w:val="single" w:sz="8" w:space="0" w:color="107087"/>
-          </w:tcBorders>
-          <w:tcMar>
-            <w:top w:w="0" w:type="dxa"/>
-            <w:left w:w="0" w:type="dxa"/>
-            <w:bottom w:w="40" w:type="dxa"/>
-            <w:right w:w="0" w:type="dxa"/>
-          </w:tcMar>
-        </w:tcPr>
-        <w:p>
-          <w:pPr>
-            <w:spacing w:after="0"/>
-            <w:jc w:val="right"/>
-          </w:pPr>
-          <w:r>
-            <w:rPr>
-              <w:rFonts w:ascii="Arial" w:hAnsi="Arial" w:cs="Arial"/>
-              <w:b/>
-              <w:bCs/>
-              <w:caps/>
-              <w:color w:val="107087"/>
-              <w:sz w:val="18"/>
-              <w:szCs w:val="18"/>
-            </w:rPr>
-            <w:t xml:space="preserve">Cover Terms</w:t>
-          </w:r>
-        </w:p>
-      </w:tc>
-    </w:tr>
-  </w:tbl>
+      </w:pBdr>
+      <w:spacing w:after="0"/>
+      <w:jc w:val="right"/>
+    </w:pPr>
+    <w:r>
+      <w:rPr>
+        <w:rFonts w:ascii="Arial" w:hAnsi="Arial" w:cs="Arial"/>
+        <w:b/>
+        <w:bCs/>
+        <w:caps/>
+        <w:color w:val="107087"/>
+        <w:sz w:val="18"/>
+        <w:szCs w:val="18"/>
+      </w:rPr>
+      <w:t xml:space="preserve">Cover Terms</w:t>
+    </w:r>
+  </w:p>
 </w:hdr>
 </file>
 
 <file path=word/header2.xml><?xml version="1.0" encoding="utf-8"?>
 <w:hdr xmlns:w="http://schemas.openxmlformats.org/wordprocessingml/2006/main" xmlns:r="http://schemas.openxmlformats.org/officeDocument/2006/relationships">
-  <w:tbl>
-    <w:tblPr>
-      <w:tblW w:w="10080" w:type="dxa"/>
-      <w:tblBorders>
-        <w:top w:val="none" w:sz="0" w:space="0" w:color="auto"/>
-        <w:left w:val="none" w:sz="0" w:space="0" w:color="auto"/>
+  <w:p>
+    <w:pPr>
+      <w:pBdr>
         <w:bottom w:val="single" w:sz="8" w:space="0" w:color="107087"/>
-        <w:right w:val="none" w:sz="0" w:space="0" w:color="auto"/>
-        <w:insideH w:val="none" w:sz="0" w:space="0" w:color="auto"/>
-        <w:insideV w:val="none" w:sz="0" w:space="0" w:color="auto"/>
-      </w:tblBorders>
-      <w:tblLayout w:type="fixed"/>
-    </w:tblPr>
-    <w:tblGrid>
-      <w:gridCol w:w="10080"/>
-    </w:tblGrid>
-    <w:tr>
-      <w:tc>
-        <w:tcPr>
-          <w:tcW w:w="10080" w:type="dxa"/>
-          <w:tcBorders>
-            <w:bottom w:val="single" w:sz="8" w:space="0" w:color="107087"/>
-          </w:tcBorders>
-          <w:tcMar>
-            <w:top w:w="0" w:type="dxa"/>
-            <w:left w:w="0" w:type="dxa"/>
-            <w:bottom w:w="40" w:type="dxa"/>
-            <w:right w:w="0" w:type="dxa"/>
-          </w:tcMar>
-        </w:tcPr>
-        <w:p>
-          <w:pPr>
-            <w:spacing w:after="0"/>
-            <w:jc w:val="right"/>
-          </w:pPr>
-          <w:r>
-            <w:rPr>
-              <w:rFonts w:ascii="Arial" w:hAnsi="Arial" w:cs="Arial"/>
-              <w:b/>
-              <w:bCs/>
-              <w:caps/>
-              <w:color w:val="107087"/>
-              <w:sz w:val="18"/>
-              <w:szCs w:val="18"/>
-            </w:rPr>
-            <w:t xml:space="preserve">Standard Terms</w:t>
-          </w:r>
-        </w:p>
-      </w:tc>
-    </w:tr>
-  </w:tbl>
+      </w:pBdr>
+      <w:spacing w:after="0"/>
+      <w:jc w:val="right"/>
+    </w:pPr>
+    <w:r>
+      <w:rPr>
+        <w:rFonts w:ascii="Arial" w:hAnsi="Arial" w:cs="Arial"/>
+        <w:b/>
+        <w:bCs/>
+        <w:caps/>
+        <w:color w:val="107087"/>
+        <w:sz w:val="18"/>
+        <w:szCs w:val="18"/>
+      </w:rPr>
+      <w:t xml:space="preserve">Standard Terms</w:t>
+    </w:r>
+  </w:p>
 </w:hdr>
 </file>
 
 <file path=word/header3.xml><?xml version="1.0" encoding="utf-8"?>
 <w:hdr xmlns:w="http://schemas.openxmlformats.org/wordprocessingml/2006/main" xmlns:r="http://schemas.openxmlformats.org/officeDocument/2006/relationships">
-  <w:tbl>
-    <w:tblPr>
-      <w:tblW w:w="10080" w:type="dxa"/>
-      <w:tblBorders>
-        <w:top w:val="none" w:sz="0" w:space="0" w:color="auto"/>
-        <w:left w:val="none" w:sz="0" w:space="0" w:color="auto"/>
+  <w:p>
+    <w:pPr>
+      <w:pBdr>
         <w:bottom w:val="single" w:sz="8" w:space="0" w:color="107087"/>
-        <w:right w:val="none" w:sz="0" w:space="0" w:color="auto"/>
-        <w:insideH w:val="none" w:sz="0" w:space="0" w:color="auto"/>
-        <w:insideV w:val="none" w:sz="0" w:space="0" w:color="auto"/>
-      </w:tblBorders>
-      <w:tblLayout w:type="fixed"/>
-    </w:tblPr>
-    <w:tblGrid>
-      <w:gridCol w:w="10080"/>
-    </w:tblGrid>
-    <w:tr>
-      <w:tc>
-        <w:tcPr>
-          <w:tcW w:w="10080" w:type="dxa"/>
-          <w:tcBorders>
-            <w:bottom w:val="single" w:sz="8" w:space="0" w:color="107087"/>
-          </w:tcBorders>
-          <w:tcMar>
-            <w:top w:w="0" w:type="dxa"/>
-            <w:left w:w="0" w:type="dxa"/>
-            <w:bottom w:w="40" w:type="dxa"/>
-            <w:right w:w="0" w:type="dxa"/>
-          </w:tcMar>
-        </w:tcPr>
-        <w:p>
-          <w:pPr>
-            <w:spacing w:after="0"/>
-            <w:jc w:val="right"/>
-          </w:pPr>
-          <w:r>
-            <w:rPr>
-              <w:rFonts w:ascii="Arial" w:hAnsi="Arial" w:cs="Arial"/>
-              <w:b/>
-              <w:bCs/>
-              <w:caps/>
-              <w:color w:val="107087"/>
-              <w:sz w:val="18"/>
-              <w:szCs w:val="18"/>
-            </w:rPr>
-            <w:t xml:space="preserve">Signature Page</w:t>
-          </w:r>
-        </w:p>
-      </w:tc>
-    </w:tr>
-  </w:tbl>
+      </w:pBdr>
+      <w:spacing w:after="0"/>
+      <w:jc w:val="right"/>
+    </w:pPr>
+    <w:r>
+      <w:rPr>
+        <w:rFonts w:ascii="Arial" w:hAnsi="Arial" w:cs="Arial"/>
+        <w:b/>
+        <w:bCs/>
+        <w:caps/>
+        <w:color w:val="107087"/>
+        <w:sz w:val="18"/>
+        <w:szCs w:val="18"/>
+      </w:rPr>
+      <w:t xml:space="preserve">Signature Page</w:t>
+    </w:r>
+  </w:p>
 </w:hdr>
 </file>
 

--- a/templates/openagreements-cc-by-4.0/openagreements-restrictive-covenant-idaho/template.docx
+++ b/templates/openagreements-cc-by-4.0/openagreements-restrictive-covenant-idaho/template.docx
@@ -388,7 +388,7 @@
                 <w:rFonts w:ascii="Arial" w:hAnsi="Arial" w:cs="Arial"/>
                 <w:i/>
                 <w:iCs/>
-                <w:color w:val="494A4B"/>
+                <w:color w:val="1D2021"/>
                 <w:sz w:val="21"/>
                 <w:szCs w:val="21"/>
               </w:rPr>
@@ -412,7 +412,7 @@
                 <w:rFonts w:ascii="Arial" w:hAnsi="Arial" w:cs="Arial"/>
                 <w:i/>
                 <w:iCs/>
-                <w:color w:val="494A4B"/>
+                <w:color w:val="1D2021"/>
                 <w:sz w:val="21"/>
                 <w:szCs w:val="21"/>
               </w:rPr>
@@ -438,7 +438,7 @@
                 <w:rFonts w:ascii="Arial" w:hAnsi="Arial" w:cs="Arial"/>
                 <w:i/>
                 <w:iCs/>
-                <w:color w:val="494A4B"/>
+                <w:color w:val="1D2021"/>
                 <w:sz w:val="21"/>
                 <w:szCs w:val="21"/>
               </w:rPr>
@@ -462,7 +462,7 @@
                 <w:rFonts w:ascii="Arial" w:hAnsi="Arial" w:cs="Arial"/>
                 <w:i/>
                 <w:iCs/>
-                <w:color w:val="494A4B"/>
+                <w:color w:val="1D2021"/>
                 <w:sz w:val="21"/>
                 <w:szCs w:val="21"/>
               </w:rPr>
@@ -516,7 +516,7 @@
                 <w:rFonts w:ascii="Arial" w:hAnsi="Arial" w:cs="Arial"/>
                 <w:i/>
                 <w:iCs/>
-                <w:color w:val="494A4B"/>
+                <w:color w:val="1D2021"/>
                 <w:sz w:val="21"/>
                 <w:szCs w:val="21"/>
               </w:rPr>
@@ -540,7 +540,7 @@
                 <w:rFonts w:ascii="Arial" w:hAnsi="Arial" w:cs="Arial"/>
                 <w:i/>
                 <w:iCs/>
-                <w:color w:val="494A4B"/>
+                <w:color w:val="1D2021"/>
                 <w:sz w:val="21"/>
                 <w:szCs w:val="21"/>
               </w:rPr>
@@ -566,7 +566,7 @@
                 <w:rFonts w:ascii="Arial" w:hAnsi="Arial" w:cs="Arial"/>
                 <w:i/>
                 <w:iCs/>
-                <w:color w:val="494A4B"/>
+                <w:color w:val="1D2021"/>
                 <w:sz w:val="21"/>
                 <w:szCs w:val="21"/>
               </w:rPr>
@@ -590,7 +590,7 @@
                 <w:rFonts w:ascii="Arial" w:hAnsi="Arial" w:cs="Arial"/>
                 <w:i/>
                 <w:iCs/>
-                <w:color w:val="494A4B"/>
+                <w:color w:val="1D2021"/>
                 <w:sz w:val="21"/>
                 <w:szCs w:val="21"/>
               </w:rPr>
@@ -644,7 +644,7 @@
                 <w:rFonts w:ascii="Arial" w:hAnsi="Arial" w:cs="Arial"/>
                 <w:i/>
                 <w:iCs/>
-                <w:color w:val="494A4B"/>
+                <w:color w:val="1D2021"/>
                 <w:sz w:val="21"/>
                 <w:szCs w:val="21"/>
               </w:rPr>
@@ -668,7 +668,7 @@
                 <w:rFonts w:ascii="Arial" w:hAnsi="Arial" w:cs="Arial"/>
                 <w:i/>
                 <w:iCs/>
-                <w:color w:val="494A4B"/>
+                <w:color w:val="1D2021"/>
                 <w:sz w:val="21"/>
                 <w:szCs w:val="21"/>
               </w:rPr>
@@ -694,7 +694,7 @@
                 <w:rFonts w:ascii="Arial" w:hAnsi="Arial" w:cs="Arial"/>
                 <w:i/>
                 <w:iCs/>
-                <w:color w:val="494A4B"/>
+                <w:color w:val="1D2021"/>
                 <w:sz w:val="21"/>
                 <w:szCs w:val="21"/>
               </w:rPr>
@@ -718,7 +718,7 @@
                 <w:rFonts w:ascii="Arial" w:hAnsi="Arial" w:cs="Arial"/>
                 <w:i/>
                 <w:iCs/>
-                <w:color w:val="494A4B"/>
+                <w:color w:val="1D2021"/>
                 <w:sz w:val="21"/>
                 <w:szCs w:val="21"/>
               </w:rPr>
@@ -772,7 +772,7 @@
                 <w:rFonts w:ascii="Arial" w:hAnsi="Arial" w:cs="Arial"/>
                 <w:i/>
                 <w:iCs/>
-                <w:color w:val="494A4B"/>
+                <w:color w:val="1D2021"/>
                 <w:sz w:val="21"/>
                 <w:szCs w:val="21"/>
               </w:rPr>
@@ -796,7 +796,7 @@
                 <w:rFonts w:ascii="Arial" w:hAnsi="Arial" w:cs="Arial"/>
                 <w:i/>
                 <w:iCs/>
-                <w:color w:val="494A4B"/>
+                <w:color w:val="1D2021"/>
                 <w:sz w:val="21"/>
                 <w:szCs w:val="21"/>
               </w:rPr>
@@ -822,7 +822,7 @@
                 <w:rFonts w:ascii="Arial" w:hAnsi="Arial" w:cs="Arial"/>
                 <w:i/>
                 <w:iCs/>
-                <w:color w:val="494A4B"/>
+                <w:color w:val="1D2021"/>
                 <w:sz w:val="21"/>
                 <w:szCs w:val="21"/>
               </w:rPr>
@@ -846,7 +846,7 @@
                 <w:rFonts w:ascii="Arial" w:hAnsi="Arial" w:cs="Arial"/>
                 <w:i/>
                 <w:iCs/>
-                <w:color w:val="494A4B"/>
+                <w:color w:val="1D2021"/>
                 <w:sz w:val="21"/>
                 <w:szCs w:val="21"/>
               </w:rPr>
@@ -872,7 +872,7 @@
                 <w:rFonts w:ascii="Arial" w:hAnsi="Arial" w:cs="Arial"/>
                 <w:i/>
                 <w:iCs/>
-                <w:color w:val="494A4B"/>
+                <w:color w:val="1D2021"/>
                 <w:sz w:val="21"/>
                 <w:szCs w:val="21"/>
               </w:rPr>
@@ -898,7 +898,7 @@
                 <w:bCs/>
                 <w:i/>
                 <w:iCs/>
-                <w:color w:val="494A4B"/>
+                <w:color w:val="1D2021"/>
                 <w:sz w:val="21"/>
                 <w:szCs w:val="21"/>
                 <w:highlight w:val="yellow"/>
@@ -925,7 +925,7 @@
                 <w:rFonts w:ascii="Arial" w:hAnsi="Arial" w:cs="Arial"/>
                 <w:i/>
                 <w:iCs/>
-                <w:color w:val="494A4B"/>
+                <w:color w:val="1D2021"/>
                 <w:sz w:val="21"/>
                 <w:szCs w:val="21"/>
               </w:rPr>
@@ -949,7 +949,7 @@
                 <w:rFonts w:ascii="Arial" w:hAnsi="Arial" w:cs="Arial"/>
                 <w:i/>
                 <w:iCs/>
-                <w:color w:val="494A4B"/>
+                <w:color w:val="1D2021"/>
                 <w:sz w:val="21"/>
                 <w:szCs w:val="21"/>
               </w:rPr>
@@ -1003,7 +1003,7 @@
                 <w:rFonts w:ascii="Arial" w:hAnsi="Arial" w:cs="Arial"/>
                 <w:i/>
                 <w:iCs/>
-                <w:color w:val="494A4B"/>
+                <w:color w:val="1D2021"/>
                 <w:sz w:val="21"/>
                 <w:szCs w:val="21"/>
               </w:rPr>
@@ -1027,7 +1027,7 @@
                 <w:rFonts w:ascii="Arial" w:hAnsi="Arial" w:cs="Arial"/>
                 <w:i/>
                 <w:iCs/>
-                <w:color w:val="494A4B"/>
+                <w:color w:val="1D2021"/>
                 <w:sz w:val="21"/>
                 <w:szCs w:val="21"/>
               </w:rPr>
@@ -1081,7 +1081,7 @@
                 <w:rFonts w:ascii="Arial" w:hAnsi="Arial" w:cs="Arial"/>
                 <w:i/>
                 <w:iCs/>
-                <w:color w:val="494A4B"/>
+                <w:color w:val="1D2021"/>
                 <w:sz w:val="21"/>
                 <w:szCs w:val="21"/>
               </w:rPr>
@@ -1105,7 +1105,7 @@
                 <w:rFonts w:ascii="Arial" w:hAnsi="Arial" w:cs="Arial"/>
                 <w:i/>
                 <w:iCs/>
-                <w:color w:val="494A4B"/>
+                <w:color w:val="1D2021"/>
                 <w:sz w:val="21"/>
                 <w:szCs w:val="21"/>
               </w:rPr>
@@ -1159,7 +1159,7 @@
                 <w:rFonts w:ascii="Arial" w:hAnsi="Arial" w:cs="Arial"/>
                 <w:i/>
                 <w:iCs/>
-                <w:color w:val="494A4B"/>
+                <w:color w:val="1D2021"/>
                 <w:sz w:val="21"/>
                 <w:szCs w:val="21"/>
               </w:rPr>
@@ -1183,7 +1183,7 @@
                 <w:rFonts w:ascii="Arial" w:hAnsi="Arial" w:cs="Arial"/>
                 <w:i/>
                 <w:iCs/>
-                <w:color w:val="494A4B"/>
+                <w:color w:val="1D2021"/>
                 <w:sz w:val="21"/>
                 <w:szCs w:val="21"/>
               </w:rPr>
@@ -1237,7 +1237,7 @@
                 <w:rFonts w:ascii="Arial" w:hAnsi="Arial" w:cs="Arial"/>
                 <w:i/>
                 <w:iCs/>
-                <w:color w:val="494A4B"/>
+                <w:color w:val="1D2021"/>
                 <w:sz w:val="21"/>
                 <w:szCs w:val="21"/>
               </w:rPr>
@@ -1261,7 +1261,7 @@
                 <w:rFonts w:ascii="Arial" w:hAnsi="Arial" w:cs="Arial"/>
                 <w:i/>
                 <w:iCs/>
-                <w:color w:val="494A4B"/>
+                <w:color w:val="1D2021"/>
                 <w:sz w:val="21"/>
                 <w:szCs w:val="21"/>
               </w:rPr>

--- a/templates/openagreements-cc-by-4.0/openagreements-restrictive-covenant-idaho/template.docx
+++ b/templates/openagreements-cc-by-4.0/openagreements-restrictive-covenant-idaho/template.docx
@@ -1328,7 +1328,7 @@
         <w:t xml:space="preserve">“Competitive Business”</w:t>
       </w:r>
       <w:r>
-        <w:t xml:space="preserve"> means the business activities described in Cover Terms under Competitive Business, limited so far as possible to the type of employment or line of business Employee actually conducted for Employer.</w:t>
+        <w:t xml:space="preserve"> means a person or entity that engages in the business activities described in Cover Terms under Competitive Business, limited so far as possible to the type of employment or line of business Employee actually conducted for Employer.</w:t>
       </w:r>
     </w:p>
     <w:p>
